--- a/output/estudiantes/Santos Santana, Eliana Yurany/Santos_Santana_Eliana_Yurany_acta.docx
+++ b/output/estudiantes/Santos Santana, Eliana Yurany/Santos_Santana_Eliana_Yurany_acta.docx
@@ -533,7 +533,7 @@
                     <w:rStyle w:val="Textodelmarcadordeposicin"/>
                     <w:sz w:val="20"/>
                   </w:rPr>
-                  <w:t>Secuenciación genómica</w:t>
+                  <w:t>Variabilidad genómica de los genotipos VPH-16 y VPH-18: análisis comparativo de secuencias en Asia, África y las Américas</w:t>
                 </w:r>
                 <w:r>
                   <w:rPr>
